--- a/manuscript/BBBC021_Manuscript_REVISED.docx
+++ b/manuscript/BBBC021_Manuscript_REVISED.docx
@@ -181,7 +181,16 @@
         <w:jc w:val="both"/>
       </w:pPr>
       <w:r>
-        <w:t>Critically, the number of distinct compounds contributing to each class also varies substantially (Table 1): six classes are represented by 2-4 compounds, and four classes -- DMSO (vehicle control), DNA replication inhibitors, Eg5 inhibitors, and protein-synthesis inhibitors -- are each represented in this subset by images from a single compound. We partitioned the dataset by compound rather than by image: every image belonging to a given compound was assigned entirely to the training, validation, or test partition, so that no compound's images appear in more than one partition. Within each of the six multi-compound classes, compounds were allocated to target an approximately 65% / 15% / 20% train/validation/test split at the compound level, with a minimum of one compound guaranteed in both the validation and test partitions whenever a class had three or more compounds (two-compound classes received one compound in train and one in test, with no validation representation for that class). The four single-compound classes cannot be split at the compound level without breaking the leakage-safe property, and were therefore retained entirely within the training partition; per-class test-set metrics are correspondingly undefined for these four classes and are reported as such throughout, never silently omitted. The resulting partition contains 468 training, 28 validation, and 328 test images, spanning all 10 classes in training and 6 of 10 classes in validation/test (Table 1).</w:t>
+        <w:t>The compounds and their tested concentrations are not a sample we selected: they are whichever compounds and concentrations BBBC021's original annotation (Ljosa et al., 2012) recorded for the 16 archive files we retrieved. We did not choose compounds or concentrations to represent the biological diversity of each MOA category, and the dataset should not be read as a designed pharmacological panel; it is a fixed, pre-annotated public resource, and the compound set available for each MOA class is a property of that resource, not of our study design.</w:t>
+      </w:r>
+    </w:p>
+    <w:p>
+      <w:pPr>
+        <w:spacing w:after="120"/>
+        <w:jc w:val="both"/>
+      </w:pPr>
+      <w:r>
+        <w:t>Critically, the number of distinct compounds contributing to each class also varies substantially (Table 1): six classes are represented by 2-4 compounds, and four classes -- DMSO (vehicle control), DNA replication inhibitors, Eg5 inhibitors, and protein-synthesis inhibitors -- are each represented in this subset by images from a single compound. We partitioned the dataset by compound rather than by image: every image belonging to a given compound was assigned entirely to the training, validation, or test partition, so that no compound's images appear in more than one partition. Within each of the six multi-compound classes, compounds were allocated to target an approximately 65% / 15% / 20% train/validation/test split at the compound level, with a minimum of one compound guaranteed in both the validation and test partitions whenever a class had three or more compounds (two-compound classes received one compound in train and one in test, with no validation representation for that class). The four single-compound classes cannot be split at the compound level without breaking the leakage-safe property, and were therefore retained entirely within the training partition; per-class test-set metrics are correspondingly undefined for these four classes and are reported as such throughout, never silently omitted. The resulting partition contains 468 training, 28 validation, and 328 test images, spanning all 10 classes in training and 6 of 10 classes in validation/test (Table 1). Because every multi-compound class in this subset has at most 4 distinct compounds, the 20%-of-compounds test allocation rounds to exactly one compound per class in every case: each of the six evaluable classes is tested against a single held-out compound, not a held-out set of compounds. Per-class test accuracy in this study is therefore accuracy on one specific unseen compound per class, and a different choice of held-out compound could give a different result; we quantify this directly in Section 4.4.</w:t>
       </w:r>
     </w:p>
     <w:p>
@@ -486,7 +495,7 @@
         <w:jc w:val="both"/>
       </w:pPr>
       <w:r>
-        <w:t>Kruskal-Wallis tests confirm significant class-stratification for the top DAPI-channel features tested (H=223-589, p&lt;10⁻⁴² for all; Table 7). Within-compound Spearman correlations between these features and concentration are weaker in magnitude than the pooled correlation we originally reported (median ρ=-0.02 to -0.33 across features, versus a pooled ρ≈10.20 magnitude reported previously), which is expected once concentration is not compared across compounds of very different potency; the sign of the within-compound correlation is consistent across 62.5-87.5% of the 8 compounds tested per feature, indicating a real but compound-dependent dose-response relationship rather than the artificially inflated and biologically uninterpretable pooled statistic we reported originally.</w:t>
+        <w:t>Kruskal-Wallis tests confirm significant class-stratification for the top DAPI-channel features tested (H=223-589, p&lt;10⁻⁴² for all; Table 7). Within-compound Spearman correlations between these features and concentration are weaker in magnitude than the pooled correlation we originally reported for most, but not all, of these features (median ρ=-0.02 to -0.33 across features, versus a pooled ρ≈0.20 magnitude reported previously); two features (dapi_spot_count, dapi_density_spots_per_10k_px) show a within-compound correlation of larger magnitude (ρ=-0.33) than the original pooled estimate, so the pooled statistic understated rather than inflated the relationship for these two features specifically, even though it remains biologically uninterpretable as a pooled quantity for the reasons given above. This is expected once concentration is not compared across compounds of very different potency; the sign of the within-compound correlation is consistent across 62.5-87.5% of the 8 compounds tested per feature, indicating a real but compound-dependent dose-response relationship rather than the artificially inflated and biologically uninterpretable pooled statistic we reported originally.</w:t>
       </w:r>
     </w:p>
     <w:p>
@@ -517,7 +526,7 @@
         <w:jc w:val="both"/>
       </w:pPr>
       <w:r>
-        <w:t>All experiments were run on a single CPU-only workstation (no GPU acceleration was used or available for this revision); we report this explicitly to correct our original submission, which gave training times and peak memory without any hardware specification. Logistic Regression and Random Forest trained in well under 2 seconds. The compact CNN (6 epochs) trained in under a minute. The two ResNet-18 conditions, each trained for a matched total of 16 epochs, took approximately 150-370 seconds per run depending on random seed and condition (Table 9); because all reported training times are on CPU only, they should not be extrapolated to GPU-accelerated deployment settings.</w:t>
+        <w:t>All experiments were run on a single CPU-only workstation (no GPU acceleration was used or available for this revision); we report this explicitly to correct our original submission, which gave training times and peak memory without any hardware specification. Logistic Regression and Random Forest trained in well under 2 seconds. The compact CNN (6 epochs) trained in under a minute. The two ResNet-18 conditions, each trained for a matched total of 16 epochs, took approximately 145-275 seconds per run for the pretrained condition and 310-590 seconds per run for the scratch condition, depending on random seed (Table 9); because all reported training times are on CPU only, they should not be extrapolated to GPU-accelerated deployment settings.</w:t>
       </w:r>
     </w:p>
     <w:p>
@@ -618,6 +627,15 @@
     </w:p>
     <w:p>
       <w:pPr>
+        <w:spacing w:after="120"/>
+        <w:jc w:val="both"/>
+      </w:pPr>
+      <w:r>
+        <w:t>That said, the reviewer's question of which features plausibly link to which biology is worth answering explicitly, with the same hedging. The top-ablation DAPI-channel features (Table 6: spot area, spot count, spot density) track nuclear fragmentation and chromatin condensation, a downstream morphological readout shared by several stress pathways, oxidative stress among them but not specific to it; the same features also respond to DNA-damaging agents and mitotic arrest through non-redox mechanisms, so elevated signal on these descriptors cannot be attributed to ROS without an independent assay. The tubulin- and actin-channel features in the same top-8 ablation set (Section 3.5) track cytoskeletal reorganization, which is the direct, well-established readout of microtubule- and actin-targeting MOAs regardless of any redox involvement; we do not have grounds to re-attribute this signal to oxidative stress either, and we did not intend the ablation ranking to be read as a biological specificity ranking. We present this limited answer to avoid overclaiming a mechanistic interpretation in either direction.</w:t>
+      </w:r>
+    </w:p>
+    <w:p>
+      <w:pPr>
         <w:spacing w:before="200" w:after="80"/>
       </w:pPr>
       <w:r>
@@ -635,7 +653,483 @@
         <w:jc w:val="both"/>
       </w:pPr>
       <w:r>
-        <w:t>Several limitations remain. First, four of ten MOA classes in this dataset are represented by a single compound and therefore cannot be evaluated with a compound-disjoint test set at all under the present data availability; results for these four classes should be understood as not yet evaluable for genuine cross-compound generalization, rather than as evidence of good or poor performance. Expanding the number of compounds sampled per MOA class, including from the full BBBC021 archive beyond the 16 files retrieved here, would allow these four classes to be included in a genuinely compound-disjoint evaluation. Second, the compact CNN's single-run result was not re-evaluated across multiple seeds in this revision cycle (Section 3.2); given the documented seed-sensitivity of the architecturally similar scratch ResNet-18, we do not treat the single CNN run as representative and flag multi-seed CNN evaluation as an immediate next step. Third, the paired bootstrap statistical comparison (Section 2.4) resamples test images and does not model non-independence among images from the same compound; a fully compound-aware bootstrap would require more test compounds per class than are currently available. Fourth, all training in this study was performed on CPU without GPU acceleration, and while we do not expect this to materially change reported AUC or accuracy, absolute training times (Table 9) should not be extrapolated to GPU-accelerated deployment settings. Fifth, as in our original submission, all results derive from a single publicly available dataset (BBBC021); cross-dataset generalization to BBBC014, BBBC020, or RxRx1 (Bray et al., 2016; Sypetkowski et al., 2023) has not been tested and remains future work.</w:t>
+        <w:t>Several limitations remain. First, four of ten MOA classes in this dataset are represented by a single compound and therefore cannot be evaluated with a compound-disjoint test set at all under the present data availability; results for these four classes should be understood as not yet evaluable for genuine cross-compound generalization, rather than as evidence of good or poor performance. Expanding the number of compounds sampled per MOA class, including from the full BBBC021 archive beyond the 16 files retrieved here, would allow these four classes to be included in a genuinely compound-disjoint evaluation. Second, the compact CNN's single-run result was not re-evaluated across multiple seeds in this revision cycle (Section 3.2); given the documented seed-sensitivity of the architecturally similar scratch ResNet-18, we do not treat the single CNN run as representative and flag multi-seed CNN evaluation as an immediate next step. Third, the paired bootstrap statistical comparison (Section 2.4) resamples test images and does not model non-independence among images from the same compound; a fully compound-aware bootstrap would require more test compounds per class than are currently available. Fourth, all training in this study was performed on CPU without GPU acceleration, and while we do not expect this to materially change reported AUC or accuracy, absolute training times (Table 9) should not be extrapolated to GPU-accelerated deployment settings. Fifth, as in our original submission, all results derive from a single publicly available dataset (BBBC021); cross-dataset generalization to BBBC014, BBBC020, or RxRx1 (Bray et al., 2016; Sypetkowski et al., 2023) has not been tested and remains future work. Sixth, we compared our custom per-channel feature-extraction pipeline against CellProfiler (Carpenter et al., 2006) only at the level of preprocessing logic (Section 2.2); we did not run CellProfiler's own feature set through the same classifiers on the same compound-level split, so we cannot yet quantify how our 14-descriptor set compares to CellProfiler's output on this task.</w:t>
+      </w:r>
+    </w:p>
+    <w:p>
+      <w:pPr>
+        <w:spacing w:before="200" w:after="80"/>
+      </w:pPr>
+      <w:r>
+        <w:rPr>
+          <w:b/>
+          <w:i/>
+          <w:sz w:val="23"/>
+        </w:rPr>
+        <w:t>4.5 Generalizability across held-out compounds</w:t>
+      </w:r>
+    </w:p>
+    <w:p>
+      <w:pPr>
+        <w:spacing w:after="120"/>
+        <w:jc w:val="both"/>
+      </w:pPr>
+      <w:r>
+        <w:t>A compound-disjoint test set is not the same as a compound-diverse one. Because every multi-compound class here has at most 4 distinct compounds (Section 2.1), the main evaluation tests each of the six evaluable classes against exactly one held-out compound, so Table 2's per-class performance describes generalization to that one compound rather than to the class in general. To ask the question the way a reader of Table 2 might assume it was already answered, how reliably can the model classify a compound it has never seen, for any compound in its class, we ran leave-one-compound-out cross-validation on Random Forest and Logistic Regression, the two models we can retrain without GPU access: for every compound in every multi-compound class, we trained on all remaining images (all other classes included in full) and tested on that compound alone, rotating through every compound in turn (Table 10; full per-compound results in the project repository).</w:t>
+      </w:r>
+    </w:p>
+    <w:p>
+      <w:pPr>
+        <w:spacing w:after="120"/>
+        <w:jc w:val="both"/>
+      </w:pPr>
+      <w:r>
+        <w:t>The result is substantially less optimistic than Table 2's single-split numbers and we report it without softening it. Per-class accuracy on a held-out compound ranges from 0% to 100% depending on which compound is held out: Random Forest correctly classifies 0% of held-out colchicine and nocodazole images in the microtubule-destabilizer class despite classifying 75% of held-out demecolcine images in the same class, and 0-8% of held-out protein-degradation compounds (ALLN, MG-132) against each other. Aurora kinase inhibitors generalize best (71-92% across its two compounds); protein degradation and microtubule destabilizers generalize worst. This variance is compound-specific, not a single generalization number, and it is larger than the headline Table 2 accuracy would suggest on its own. We read this as confirming the reviewer's concern directly: compound-level splitting prevents leakage, but with only 2-4 compounds per class it does not yet establish that the model has learned a compound-invariant representation of each MOA. Establishing that would need more compounds per MOA class than the present 16-archive-file subset of BBBC021 provides (Section 4.4).</w:t>
+      </w:r>
+    </w:p>
+    <w:p>
+      <w:pPr>
+        <w:spacing w:after="120"/>
+        <w:jc w:val="both"/>
+      </w:pPr>
+      <w:r>
+        <w:t>Table 10. Leave-one-compound-out cross-validation, Random Forest and Logistic Regression, per MOA class.</w:t>
+      </w:r>
+    </w:p>
+    <w:tbl>
+      <w:tblPr>
+        <w:tblStyle w:val="LightGrid-Accent1"/>
+        <w:tblW w:type="auto" w:w="0"/>
+        <w:tblLook w:firstColumn="1" w:firstRow="1" w:lastColumn="0" w:lastRow="0" w:noHBand="0" w:noVBand="1" w:val="04A0"/>
+      </w:tblPr>
+      <w:tblGrid>
+        <w:gridCol w:w="2160"/>
+        <w:gridCol w:w="2160"/>
+        <w:gridCol w:w="2160"/>
+        <w:gridCol w:w="2160"/>
+      </w:tblGrid>
+      <w:tr>
+        <w:tc>
+          <w:tcPr>
+            <w:tcW w:type="dxa" w:w="2160"/>
+          </w:tcPr>
+          <w:p>
+            <w:r/>
+            <w:r>
+              <w:rPr>
+                <w:b/>
+                <w:sz w:val="18"/>
+              </w:rPr>
+              <w:t>MOA class</w:t>
+            </w:r>
+          </w:p>
+        </w:tc>
+        <w:tc>
+          <w:tcPr>
+            <w:tcW w:type="dxa" w:w="2160"/>
+          </w:tcPr>
+          <w:p>
+            <w:r/>
+            <w:r>
+              <w:rPr>
+                <w:b/>
+                <w:sz w:val="18"/>
+              </w:rPr>
+              <w:t>Compounds tested</w:t>
+            </w:r>
+          </w:p>
+        </w:tc>
+        <w:tc>
+          <w:tcPr>
+            <w:tcW w:type="dxa" w:w="2160"/>
+          </w:tcPr>
+          <w:p>
+            <w:r/>
+            <w:r>
+              <w:rPr>
+                <w:b/>
+                <w:sz w:val="18"/>
+              </w:rPr>
+              <w:t>RF accuracy (mean, range)</w:t>
+            </w:r>
+          </w:p>
+        </w:tc>
+        <w:tc>
+          <w:tcPr>
+            <w:tcW w:type="dxa" w:w="2160"/>
+          </w:tcPr>
+          <w:p>
+            <w:r/>
+            <w:r>
+              <w:rPr>
+                <w:b/>
+                <w:sz w:val="18"/>
+              </w:rPr>
+              <w:t>LR accuracy (mean, range)</w:t>
+            </w:r>
+          </w:p>
+        </w:tc>
+      </w:tr>
+      <w:tr>
+        <w:tc>
+          <w:tcPr>
+            <w:tcW w:type="dxa" w:w="2160"/>
+          </w:tcPr>
+          <w:p>
+            <w:r/>
+            <w:r>
+              <w:rPr>
+                <w:sz w:val="18"/>
+              </w:rPr>
+              <w:t>Actin disruptors</w:t>
+            </w:r>
+          </w:p>
+        </w:tc>
+        <w:tc>
+          <w:tcPr>
+            <w:tcW w:type="dxa" w:w="2160"/>
+          </w:tcPr>
+          <w:p>
+            <w:r/>
+            <w:r>
+              <w:rPr>
+                <w:sz w:val="18"/>
+              </w:rPr>
+              <w:t>3</w:t>
+            </w:r>
+          </w:p>
+        </w:tc>
+        <w:tc>
+          <w:tcPr>
+            <w:tcW w:type="dxa" w:w="2160"/>
+          </w:tcPr>
+          <w:p>
+            <w:r/>
+            <w:r>
+              <w:rPr>
+                <w:sz w:val="18"/>
+              </w:rPr>
+              <w:t>0.556 (0.292-1.000)</w:t>
+            </w:r>
+          </w:p>
+        </w:tc>
+        <w:tc>
+          <w:tcPr>
+            <w:tcW w:type="dxa" w:w="2160"/>
+          </w:tcPr>
+          <w:p>
+            <w:r/>
+            <w:r>
+              <w:rPr>
+                <w:sz w:val="18"/>
+              </w:rPr>
+              <w:t>0.500 (0.417-0.583)</w:t>
+            </w:r>
+          </w:p>
+        </w:tc>
+      </w:tr>
+      <w:tr>
+        <w:tc>
+          <w:tcPr>
+            <w:tcW w:type="dxa" w:w="2160"/>
+          </w:tcPr>
+          <w:p>
+            <w:r/>
+            <w:r>
+              <w:rPr>
+                <w:sz w:val="18"/>
+              </w:rPr>
+              <w:t>Aurora kinase inhibitors</w:t>
+            </w:r>
+          </w:p>
+        </w:tc>
+        <w:tc>
+          <w:tcPr>
+            <w:tcW w:type="dxa" w:w="2160"/>
+          </w:tcPr>
+          <w:p>
+            <w:r/>
+            <w:r>
+              <w:rPr>
+                <w:sz w:val="18"/>
+              </w:rPr>
+              <w:t>2</w:t>
+            </w:r>
+          </w:p>
+        </w:tc>
+        <w:tc>
+          <w:tcPr>
+            <w:tcW w:type="dxa" w:w="2160"/>
+          </w:tcPr>
+          <w:p>
+            <w:r/>
+            <w:r>
+              <w:rPr>
+                <w:sz w:val="18"/>
+              </w:rPr>
+              <w:t>0.812 (0.708-0.917)</w:t>
+            </w:r>
+          </w:p>
+        </w:tc>
+        <w:tc>
+          <w:tcPr>
+            <w:tcW w:type="dxa" w:w="2160"/>
+          </w:tcPr>
+          <w:p>
+            <w:r/>
+            <w:r>
+              <w:rPr>
+                <w:sz w:val="18"/>
+              </w:rPr>
+              <w:t>0.680 (0.583-0.778)</w:t>
+            </w:r>
+          </w:p>
+        </w:tc>
+      </w:tr>
+      <w:tr>
+        <w:tc>
+          <w:tcPr>
+            <w:tcW w:type="dxa" w:w="2160"/>
+          </w:tcPr>
+          <w:p>
+            <w:r/>
+            <w:r>
+              <w:rPr>
+                <w:sz w:val="18"/>
+              </w:rPr>
+              <w:t>DNA damage</w:t>
+            </w:r>
+          </w:p>
+        </w:tc>
+        <w:tc>
+          <w:tcPr>
+            <w:tcW w:type="dxa" w:w="2160"/>
+          </w:tcPr>
+          <w:p>
+            <w:r/>
+            <w:r>
+              <w:rPr>
+                <w:sz w:val="18"/>
+              </w:rPr>
+              <w:t>3</w:t>
+            </w:r>
+          </w:p>
+        </w:tc>
+        <w:tc>
+          <w:tcPr>
+            <w:tcW w:type="dxa" w:w="2160"/>
+          </w:tcPr>
+          <w:p>
+            <w:r/>
+            <w:r>
+              <w:rPr>
+                <w:sz w:val="18"/>
+              </w:rPr>
+              <w:t>0.370 (0.000-1.000)</w:t>
+            </w:r>
+          </w:p>
+        </w:tc>
+        <w:tc>
+          <w:tcPr>
+            <w:tcW w:type="dxa" w:w="2160"/>
+          </w:tcPr>
+          <w:p>
+            <w:r/>
+            <w:r>
+              <w:rPr>
+                <w:sz w:val="18"/>
+              </w:rPr>
+              <w:t>0.407 (0.222-0.750)</w:t>
+            </w:r>
+          </w:p>
+        </w:tc>
+      </w:tr>
+      <w:tr>
+        <w:tc>
+          <w:tcPr>
+            <w:tcW w:type="dxa" w:w="2160"/>
+          </w:tcPr>
+          <w:p>
+            <w:r/>
+            <w:r>
+              <w:rPr>
+                <w:sz w:val="18"/>
+              </w:rPr>
+              <w:t>Microtubule destabilizers</w:t>
+            </w:r>
+          </w:p>
+        </w:tc>
+        <w:tc>
+          <w:tcPr>
+            <w:tcW w:type="dxa" w:w="2160"/>
+          </w:tcPr>
+          <w:p>
+            <w:r/>
+            <w:r>
+              <w:rPr>
+                <w:sz w:val="18"/>
+              </w:rPr>
+              <w:t>4</w:t>
+            </w:r>
+          </w:p>
+        </w:tc>
+        <w:tc>
+          <w:tcPr>
+            <w:tcW w:type="dxa" w:w="2160"/>
+          </w:tcPr>
+          <w:p>
+            <w:r/>
+            <w:r>
+              <w:rPr>
+                <w:sz w:val="18"/>
+              </w:rPr>
+              <w:t>0.214 (0.000-0.750)</w:t>
+            </w:r>
+          </w:p>
+        </w:tc>
+        <w:tc>
+          <w:tcPr>
+            <w:tcW w:type="dxa" w:w="2160"/>
+          </w:tcPr>
+          <w:p>
+            <w:r/>
+            <w:r>
+              <w:rPr>
+                <w:sz w:val="18"/>
+              </w:rPr>
+              <w:t>0.254 (0.000-0.812)</w:t>
+            </w:r>
+          </w:p>
+        </w:tc>
+      </w:tr>
+      <w:tr>
+        <w:tc>
+          <w:tcPr>
+            <w:tcW w:type="dxa" w:w="2160"/>
+          </w:tcPr>
+          <w:p>
+            <w:r/>
+            <w:r>
+              <w:rPr>
+                <w:sz w:val="18"/>
+              </w:rPr>
+              <w:t>Microtubule stabilizers</w:t>
+            </w:r>
+          </w:p>
+        </w:tc>
+        <w:tc>
+          <w:tcPr>
+            <w:tcW w:type="dxa" w:w="2160"/>
+          </w:tcPr>
+          <w:p>
+            <w:r/>
+            <w:r>
+              <w:rPr>
+                <w:sz w:val="18"/>
+              </w:rPr>
+              <w:t>2</w:t>
+            </w:r>
+          </w:p>
+        </w:tc>
+        <w:tc>
+          <w:tcPr>
+            <w:tcW w:type="dxa" w:w="2160"/>
+          </w:tcPr>
+          <w:p>
+            <w:r/>
+            <w:r>
+              <w:rPr>
+                <w:sz w:val="18"/>
+              </w:rPr>
+              <w:t>0.497 (0.355-0.639)</w:t>
+            </w:r>
+          </w:p>
+        </w:tc>
+        <w:tc>
+          <w:tcPr>
+            <w:tcW w:type="dxa" w:w="2160"/>
+          </w:tcPr>
+          <w:p>
+            <w:r/>
+            <w:r>
+              <w:rPr>
+                <w:sz w:val="18"/>
+              </w:rPr>
+              <w:t>0.670 (0.589-0.750)</w:t>
+            </w:r>
+          </w:p>
+        </w:tc>
+      </w:tr>
+      <w:tr>
+        <w:tc>
+          <w:tcPr>
+            <w:tcW w:type="dxa" w:w="2160"/>
+          </w:tcPr>
+          <w:p>
+            <w:r/>
+            <w:r>
+              <w:rPr>
+                <w:sz w:val="18"/>
+              </w:rPr>
+              <w:t>Protein degradation</w:t>
+            </w:r>
+          </w:p>
+        </w:tc>
+        <w:tc>
+          <w:tcPr>
+            <w:tcW w:type="dxa" w:w="2160"/>
+          </w:tcPr>
+          <w:p>
+            <w:r/>
+            <w:r>
+              <w:rPr>
+                <w:sz w:val="18"/>
+              </w:rPr>
+              <w:t>2</w:t>
+            </w:r>
+          </w:p>
+        </w:tc>
+        <w:tc>
+          <w:tcPr>
+            <w:tcW w:type="dxa" w:w="2160"/>
+          </w:tcPr>
+          <w:p>
+            <w:r/>
+            <w:r>
+              <w:rPr>
+                <w:sz w:val="18"/>
+              </w:rPr>
+              <w:t>0.042 (0.000-0.083)</w:t>
+            </w:r>
+          </w:p>
+        </w:tc>
+        <w:tc>
+          <w:tcPr>
+            <w:tcW w:type="dxa" w:w="2160"/>
+          </w:tcPr>
+          <w:p>
+            <w:r/>
+            <w:r>
+              <w:rPr>
+                <w:sz w:val="18"/>
+              </w:rPr>
+              <w:t>0.375 (0.333-0.417)</w:t>
+            </w:r>
+          </w:p>
+        </w:tc>
+      </w:tr>
+    </w:tbl>
+    <w:p/>
+    <w:p>
+      <w:pPr>
+        <w:spacing w:before="80" w:after="200"/>
+      </w:pPr>
+      <w:r>
+        <w:rPr>
+          <w:i/>
+          <w:sz w:val="20"/>
+        </w:rPr>
+        <w:t>Table 10. Each row holds out every compound in that class in turn, training on all remaining images (all other classes included in full) and testing on the held-out compound alone; range is across that class's compounds. This differs from Table 2's single compound-level split and is intended to show compound-to-compound variance in generalization, not to replace Table 2's headline comparison across models.</w:t>
       </w:r>
     </w:p>
     <w:p>
@@ -4544,42 +5038,11 @@
       </w:r>
     </w:p>
     <w:p>
-      <w:pPr>
-        <w:jc w:val="center"/>
-      </w:pPr>
       <w:r>
-        <w:drawing>
-          <wp:inline xmlns:a="http://schemas.openxmlformats.org/drawingml/2006/main" xmlns:pic="http://schemas.openxmlformats.org/drawingml/2006/picture">
-            <wp:extent cx="5303520" cy="1108232"/>
-            <wp:docPr id="1" name="Picture 1"/>
-            <wp:cNvGraphicFramePr>
-              <a:graphicFrameLocks noChangeAspect="1"/>
-            </wp:cNvGraphicFramePr>
-            <a:graphic>
-              <a:graphicData uri="http://schemas.openxmlformats.org/drawingml/2006/picture">
-                <pic:pic>
-                  <pic:nvPicPr>
-                    <pic:cNvPr id="0" name="Figure_1.png"/>
-                    <pic:cNvPicPr/>
-                  </pic:nvPicPr>
-                  <pic:blipFill>
-                    <a:blip r:embed="rId9"/>
-                    <a:stretch>
-                      <a:fillRect/>
-                    </a:stretch>
-                  </pic:blipFill>
-                  <pic:spPr>
-                    <a:xfrm>
-                      <a:off x="0" y="0"/>
-                      <a:ext cx="5303520" cy="1108232"/>
-                    </a:xfrm>
-                    <a:prstGeom prst="rect"/>
-                  </pic:spPr>
-                </pic:pic>
-              </a:graphicData>
-            </a:graphic>
-          </wp:inline>
-        </w:drawing>
+        <w:rPr>
+          <w:i/>
+        </w:rPr>
+        <w:t>[Figure file not found: C:\Users\nanda\Downloads\BBBC021_fix\final_figures\Figure_1.png]</w:t>
       </w:r>
     </w:p>
     <w:p>
@@ -4595,42 +5058,11 @@
       </w:r>
     </w:p>
     <w:p>
-      <w:pPr>
-        <w:jc w:val="center"/>
-      </w:pPr>
       <w:r>
-        <w:drawing>
-          <wp:inline xmlns:a="http://schemas.openxmlformats.org/drawingml/2006/main" xmlns:pic="http://schemas.openxmlformats.org/drawingml/2006/picture">
-            <wp:extent cx="5303520" cy="3444955"/>
-            <wp:docPr id="2" name="Picture 2"/>
-            <wp:cNvGraphicFramePr>
-              <a:graphicFrameLocks noChangeAspect="1"/>
-            </wp:cNvGraphicFramePr>
-            <a:graphic>
-              <a:graphicData uri="http://schemas.openxmlformats.org/drawingml/2006/picture">
-                <pic:pic>
-                  <pic:nvPicPr>
-                    <pic:cNvPr id="0" name="Figure_2.png"/>
-                    <pic:cNvPicPr/>
-                  </pic:nvPicPr>
-                  <pic:blipFill>
-                    <a:blip r:embed="rId10"/>
-                    <a:stretch>
-                      <a:fillRect/>
-                    </a:stretch>
-                  </pic:blipFill>
-                  <pic:spPr>
-                    <a:xfrm>
-                      <a:off x="0" y="0"/>
-                      <a:ext cx="5303520" cy="3444955"/>
-                    </a:xfrm>
-                    <a:prstGeom prst="rect"/>
-                  </pic:spPr>
-                </pic:pic>
-              </a:graphicData>
-            </a:graphic>
-          </wp:inline>
-        </w:drawing>
+        <w:rPr>
+          <w:i/>
+        </w:rPr>
+        <w:t>[Figure file not found: C:\Users\nanda\Downloads\BBBC021_fix\final_figures\Figure_2.png]</w:t>
       </w:r>
     </w:p>
     <w:p>
@@ -4646,42 +5078,11 @@
       </w:r>
     </w:p>
     <w:p>
-      <w:pPr>
-        <w:jc w:val="center"/>
-      </w:pPr>
       <w:r>
-        <w:drawing>
-          <wp:inline xmlns:a="http://schemas.openxmlformats.org/drawingml/2006/main" xmlns:pic="http://schemas.openxmlformats.org/drawingml/2006/picture">
-            <wp:extent cx="5303520" cy="4545874"/>
-            <wp:docPr id="3" name="Picture 3"/>
-            <wp:cNvGraphicFramePr>
-              <a:graphicFrameLocks noChangeAspect="1"/>
-            </wp:cNvGraphicFramePr>
-            <a:graphic>
-              <a:graphicData uri="http://schemas.openxmlformats.org/drawingml/2006/picture">
-                <pic:pic>
-                  <pic:nvPicPr>
-                    <pic:cNvPr id="0" name="figure3_roc_feature_based_macro.png"/>
-                    <pic:cNvPicPr/>
-                  </pic:nvPicPr>
-                  <pic:blipFill>
-                    <a:blip r:embed="rId11"/>
-                    <a:stretch>
-                      <a:fillRect/>
-                    </a:stretch>
-                  </pic:blipFill>
-                  <pic:spPr>
-                    <a:xfrm>
-                      <a:off x="0" y="0"/>
-                      <a:ext cx="5303520" cy="4545874"/>
-                    </a:xfrm>
-                    <a:prstGeom prst="rect"/>
-                  </pic:spPr>
-                </pic:pic>
-              </a:graphicData>
-            </a:graphic>
-          </wp:inline>
-        </w:drawing>
+        <w:rPr>
+          <w:i/>
+        </w:rPr>
+        <w:t>[Figure file not found: C:\Users\nanda\Downloads\BBBC021_fix\final_figures\figure3_roc_feature_based_macro.png]</w:t>
       </w:r>
     </w:p>
     <w:p>
@@ -4697,42 +5098,11 @@
       </w:r>
     </w:p>
     <w:p>
-      <w:pPr>
-        <w:jc w:val="center"/>
-      </w:pPr>
       <w:r>
-        <w:drawing>
-          <wp:inline xmlns:a="http://schemas.openxmlformats.org/drawingml/2006/main" xmlns:pic="http://schemas.openxmlformats.org/drawingml/2006/picture">
-            <wp:extent cx="5303520" cy="4545874"/>
-            <wp:docPr id="4" name="Picture 4"/>
-            <wp:cNvGraphicFramePr>
-              <a:graphicFrameLocks noChangeAspect="1"/>
-            </wp:cNvGraphicFramePr>
-            <a:graphic>
-              <a:graphicData uri="http://schemas.openxmlformats.org/drawingml/2006/picture">
-                <pic:pic>
-                  <pic:nvPicPr>
-                    <pic:cNvPr id="0" name="figure3b_roc_random_forest_per_class.png"/>
-                    <pic:cNvPicPr/>
-                  </pic:nvPicPr>
-                  <pic:blipFill>
-                    <a:blip r:embed="rId12"/>
-                    <a:stretch>
-                      <a:fillRect/>
-                    </a:stretch>
-                  </pic:blipFill>
-                  <pic:spPr>
-                    <a:xfrm>
-                      <a:off x="0" y="0"/>
-                      <a:ext cx="5303520" cy="4545874"/>
-                    </a:xfrm>
-                    <a:prstGeom prst="rect"/>
-                  </pic:spPr>
-                </pic:pic>
-              </a:graphicData>
-            </a:graphic>
-          </wp:inline>
-        </w:drawing>
+        <w:rPr>
+          <w:i/>
+        </w:rPr>
+        <w:t>[Figure file not found: C:\Users\nanda\Downloads\BBBC021_fix\final_figures\figure3b_roc_random_forest_per_class.png]</w:t>
       </w:r>
     </w:p>
     <w:p>
@@ -4748,42 +5118,11 @@
       </w:r>
     </w:p>
     <w:p>
-      <w:pPr>
-        <w:jc w:val="center"/>
-      </w:pPr>
       <w:r>
-        <w:drawing>
-          <wp:inline xmlns:a="http://schemas.openxmlformats.org/drawingml/2006/main" xmlns:pic="http://schemas.openxmlformats.org/drawingml/2006/picture">
-            <wp:extent cx="5303520" cy="4545874"/>
-            <wp:docPr id="5" name="Picture 5"/>
-            <wp:cNvGraphicFramePr>
-              <a:graphicFrameLocks noChangeAspect="1"/>
-            </wp:cNvGraphicFramePr>
-            <a:graphic>
-              <a:graphicData uri="http://schemas.openxmlformats.org/drawingml/2006/picture">
-                <pic:pic>
-                  <pic:nvPicPr>
-                    <pic:cNvPr id="0" name="figure5_roc_deep_learning_macro.png"/>
-                    <pic:cNvPicPr/>
-                  </pic:nvPicPr>
-                  <pic:blipFill>
-                    <a:blip r:embed="rId13"/>
-                    <a:stretch>
-                      <a:fillRect/>
-                    </a:stretch>
-                  </pic:blipFill>
-                  <pic:spPr>
-                    <a:xfrm>
-                      <a:off x="0" y="0"/>
-                      <a:ext cx="5303520" cy="4545874"/>
-                    </a:xfrm>
-                    <a:prstGeom prst="rect"/>
-                  </pic:spPr>
-                </pic:pic>
-              </a:graphicData>
-            </a:graphic>
-          </wp:inline>
-        </w:drawing>
+        <w:rPr>
+          <w:i/>
+        </w:rPr>
+        <w:t>[Figure file not found: C:\Users\nanda\Downloads\BBBC021_fix\final_figures\figure5_roc_deep_learning_macro.png]</w:t>
       </w:r>
     </w:p>
     <w:p>
@@ -4799,42 +5138,11 @@
       </w:r>
     </w:p>
     <w:p>
-      <w:pPr>
-        <w:jc w:val="center"/>
-      </w:pPr>
       <w:r>
-        <w:drawing>
-          <wp:inline xmlns:a="http://schemas.openxmlformats.org/drawingml/2006/main" xmlns:pic="http://schemas.openxmlformats.org/drawingml/2006/picture">
-            <wp:extent cx="5303520" cy="4545874"/>
-            <wp:docPr id="6" name="Picture 6"/>
-            <wp:cNvGraphicFramePr>
-              <a:graphicFrameLocks noChangeAspect="1"/>
-            </wp:cNvGraphicFramePr>
-            <a:graphic>
-              <a:graphicData uri="http://schemas.openxmlformats.org/drawingml/2006/picture">
-                <pic:pic>
-                  <pic:nvPicPr>
-                    <pic:cNvPr id="0" name="figure5b_roc_resnet_pretrained_per_class.png"/>
-                    <pic:cNvPicPr/>
-                  </pic:nvPicPr>
-                  <pic:blipFill>
-                    <a:blip r:embed="rId14"/>
-                    <a:stretch>
-                      <a:fillRect/>
-                    </a:stretch>
-                  </pic:blipFill>
-                  <pic:spPr>
-                    <a:xfrm>
-                      <a:off x="0" y="0"/>
-                      <a:ext cx="5303520" cy="4545874"/>
-                    </a:xfrm>
-                    <a:prstGeom prst="rect"/>
-                  </pic:spPr>
-                </pic:pic>
-              </a:graphicData>
-            </a:graphic>
-          </wp:inline>
-        </w:drawing>
+        <w:rPr>
+          <w:i/>
+        </w:rPr>
+        <w:t>[Figure file not found: C:\Users\nanda\Downloads\BBBC021_fix\final_figures\figure5b_roc_resnet_pretrained_per_class.png]</w:t>
       </w:r>
     </w:p>
     <w:p>
@@ -4850,42 +5158,11 @@
       </w:r>
     </w:p>
     <w:p>
-      <w:pPr>
-        <w:jc w:val="center"/>
-      </w:pPr>
       <w:r>
-        <w:drawing>
-          <wp:inline xmlns:a="http://schemas.openxmlformats.org/drawingml/2006/main" xmlns:pic="http://schemas.openxmlformats.org/drawingml/2006/picture">
-            <wp:extent cx="5303520" cy="2386584"/>
-            <wp:docPr id="7" name="Picture 7"/>
-            <wp:cNvGraphicFramePr>
-              <a:graphicFrameLocks noChangeAspect="1"/>
-            </wp:cNvGraphicFramePr>
-            <a:graphic>
-              <a:graphicData uri="http://schemas.openxmlformats.org/drawingml/2006/picture">
-                <pic:pic>
-                  <pic:nvPicPr>
-                    <pic:cNvPr id="0" name="figure5c_seed_distribution.png"/>
-                    <pic:cNvPicPr/>
-                  </pic:nvPicPr>
-                  <pic:blipFill>
-                    <a:blip r:embed="rId15"/>
-                    <a:stretch>
-                      <a:fillRect/>
-                    </a:stretch>
-                  </pic:blipFill>
-                  <pic:spPr>
-                    <a:xfrm>
-                      <a:off x="0" y="0"/>
-                      <a:ext cx="5303520" cy="2386584"/>
-                    </a:xfrm>
-                    <a:prstGeom prst="rect"/>
-                  </pic:spPr>
-                </pic:pic>
-              </a:graphicData>
-            </a:graphic>
-          </wp:inline>
-        </w:drawing>
+        <w:rPr>
+          <w:i/>
+        </w:rPr>
+        <w:t>[Figure file not found: C:\Users\nanda\Downloads\BBBC021_fix\final_figures\figure5c_seed_distribution.png]</w:t>
       </w:r>
     </w:p>
     <w:p>
@@ -4901,42 +5178,11 @@
       </w:r>
     </w:p>
     <w:p>
-      <w:pPr>
-        <w:jc w:val="center"/>
-      </w:pPr>
       <w:r>
-        <w:drawing>
-          <wp:inline xmlns:a="http://schemas.openxmlformats.org/drawingml/2006/main" xmlns:pic="http://schemas.openxmlformats.org/drawingml/2006/picture">
-            <wp:extent cx="5303520" cy="3535680"/>
-            <wp:docPr id="8" name="Picture 8"/>
-            <wp:cNvGraphicFramePr>
-              <a:graphicFrameLocks noChangeAspect="1"/>
-            </wp:cNvGraphicFramePr>
-            <a:graphic>
-              <a:graphicData uri="http://schemas.openxmlformats.org/drawingml/2006/picture">
-                <pic:pic>
-                  <pic:nvPicPr>
-                    <pic:cNvPr id="0" name="figure_s7_cnn_loss_curves.png"/>
-                    <pic:cNvPicPr/>
-                  </pic:nvPicPr>
-                  <pic:blipFill>
-                    <a:blip r:embed="rId16"/>
-                    <a:stretch>
-                      <a:fillRect/>
-                    </a:stretch>
-                  </pic:blipFill>
-                  <pic:spPr>
-                    <a:xfrm>
-                      <a:off x="0" y="0"/>
-                      <a:ext cx="5303520" cy="3535680"/>
-                    </a:xfrm>
-                    <a:prstGeom prst="rect"/>
-                  </pic:spPr>
-                </pic:pic>
-              </a:graphicData>
-            </a:graphic>
-          </wp:inline>
-        </w:drawing>
+        <w:rPr>
+          <w:i/>
+        </w:rPr>
+        <w:t>[Figure file not found: C:\Users\nanda\Downloads\BBBC021_fix\final_figures\figure_s7_cnn_loss_curves.png]</w:t>
       </w:r>
     </w:p>
     <w:p>
@@ -4952,42 +5198,11 @@
       </w:r>
     </w:p>
     <w:p>
-      <w:pPr>
-        <w:jc w:val="center"/>
-      </w:pPr>
       <w:r>
-        <w:drawing>
-          <wp:inline xmlns:a="http://schemas.openxmlformats.org/drawingml/2006/main" xmlns:pic="http://schemas.openxmlformats.org/drawingml/2006/picture">
-            <wp:extent cx="5303520" cy="3535680"/>
-            <wp:docPr id="9" name="Picture 9"/>
-            <wp:cNvGraphicFramePr>
-              <a:graphicFrameLocks noChangeAspect="1"/>
-            </wp:cNvGraphicFramePr>
-            <a:graphic>
-              <a:graphicData uri="http://schemas.openxmlformats.org/drawingml/2006/picture">
-                <pic:pic>
-                  <pic:nvPicPr>
-                    <pic:cNvPr id="0" name="figure_s7b_resnet_scratch_loss_curves.png"/>
-                    <pic:cNvPicPr/>
-                  </pic:nvPicPr>
-                  <pic:blipFill>
-                    <a:blip r:embed="rId17"/>
-                    <a:stretch>
-                      <a:fillRect/>
-                    </a:stretch>
-                  </pic:blipFill>
-                  <pic:spPr>
-                    <a:xfrm>
-                      <a:off x="0" y="0"/>
-                      <a:ext cx="5303520" cy="3535680"/>
-                    </a:xfrm>
-                    <a:prstGeom prst="rect"/>
-                  </pic:spPr>
-                </pic:pic>
-              </a:graphicData>
-            </a:graphic>
-          </wp:inline>
-        </w:drawing>
+        <w:rPr>
+          <w:i/>
+        </w:rPr>
+        <w:t>[Figure file not found: C:\Users\nanda\Downloads\BBBC021_fix\final_figures\figure_s7b_resnet_scratch_loss_curves.png]</w:t>
       </w:r>
     </w:p>
     <w:p>
@@ -5003,42 +5218,11 @@
       </w:r>
     </w:p>
     <w:p>
-      <w:pPr>
-        <w:jc w:val="center"/>
-      </w:pPr>
       <w:r>
-        <w:drawing>
-          <wp:inline xmlns:a="http://schemas.openxmlformats.org/drawingml/2006/main" xmlns:pic="http://schemas.openxmlformats.org/drawingml/2006/picture">
-            <wp:extent cx="5303520" cy="3535680"/>
-            <wp:docPr id="10" name="Picture 10"/>
-            <wp:cNvGraphicFramePr>
-              <a:graphicFrameLocks noChangeAspect="1"/>
-            </wp:cNvGraphicFramePr>
-            <a:graphic>
-              <a:graphicData uri="http://schemas.openxmlformats.org/drawingml/2006/picture">
-                <pic:pic>
-                  <pic:nvPicPr>
-                    <pic:cNvPr id="0" name="figure_s7c_resnet_pretrained_loss_curves.png"/>
-                    <pic:cNvPicPr/>
-                  </pic:nvPicPr>
-                  <pic:blipFill>
-                    <a:blip r:embed="rId18"/>
-                    <a:stretch>
-                      <a:fillRect/>
-                    </a:stretch>
-                  </pic:blipFill>
-                  <pic:spPr>
-                    <a:xfrm>
-                      <a:off x="0" y="0"/>
-                      <a:ext cx="5303520" cy="3535680"/>
-                    </a:xfrm>
-                    <a:prstGeom prst="rect"/>
-                  </pic:spPr>
-                </pic:pic>
-              </a:graphicData>
-            </a:graphic>
-          </wp:inline>
-        </w:drawing>
+        <w:rPr>
+          <w:i/>
+        </w:rPr>
+        <w:t>[Figure file not found: C:\Users\nanda\Downloads\BBBC021_fix\final_figures\figure_s7c_resnet_pretrained_loss_curves.png]</w:t>
       </w:r>
     </w:p>
     <w:p>
@@ -5054,42 +5238,11 @@
       </w:r>
     </w:p>
     <w:p>
-      <w:pPr>
-        <w:jc w:val="center"/>
-      </w:pPr>
       <w:r>
-        <w:drawing>
-          <wp:inline xmlns:a="http://schemas.openxmlformats.org/drawingml/2006/main" xmlns:pic="http://schemas.openxmlformats.org/drawingml/2006/picture">
-            <wp:extent cx="5303520" cy="3977640"/>
-            <wp:docPr id="11" name="Picture 11"/>
-            <wp:cNvGraphicFramePr>
-              <a:graphicFrameLocks noChangeAspect="1"/>
-            </wp:cNvGraphicFramePr>
-            <a:graphic>
-              <a:graphicData uri="http://schemas.openxmlformats.org/drawingml/2006/picture">
-                <pic:pic>
-                  <pic:nvPicPr>
-                    <pic:cNvPr id="0" name="figure14_calibration_curves_multiclass.png"/>
-                    <pic:cNvPicPr/>
-                  </pic:nvPicPr>
-                  <pic:blipFill>
-                    <a:blip r:embed="rId19"/>
-                    <a:stretch>
-                      <a:fillRect/>
-                    </a:stretch>
-                  </pic:blipFill>
-                  <pic:spPr>
-                    <a:xfrm>
-                      <a:off x="0" y="0"/>
-                      <a:ext cx="5303520" cy="3977640"/>
-                    </a:xfrm>
-                    <a:prstGeom prst="rect"/>
-                  </pic:spPr>
-                </pic:pic>
-              </a:graphicData>
-            </a:graphic>
-          </wp:inline>
-        </w:drawing>
+        <w:rPr>
+          <w:i/>
+        </w:rPr>
+        <w:t>[Figure file not found: C:\Users\nanda\Downloads\BBBC021_fix\final_figures\figure14_calibration_curves_multiclass.png]</w:t>
       </w:r>
     </w:p>
     <w:p>
@@ -5105,42 +5258,11 @@
       </w:r>
     </w:p>
     <w:p>
-      <w:pPr>
-        <w:jc w:val="center"/>
-      </w:pPr>
       <w:r>
-        <w:drawing>
-          <wp:inline xmlns:a="http://schemas.openxmlformats.org/drawingml/2006/main" xmlns:pic="http://schemas.openxmlformats.org/drawingml/2006/picture">
-            <wp:extent cx="5303520" cy="3314700"/>
-            <wp:docPr id="12" name="Picture 12"/>
-            <wp:cNvGraphicFramePr>
-              <a:graphicFrameLocks noChangeAspect="1"/>
-            </wp:cNvGraphicFramePr>
-            <a:graphic>
-              <a:graphicData uri="http://schemas.openxmlformats.org/drawingml/2006/picture">
-                <pic:pic>
-                  <pic:nvPicPr>
-                    <pic:cNvPr id="0" name="figure17_feature_ablation.png"/>
-                    <pic:cNvPicPr/>
-                  </pic:nvPicPr>
-                  <pic:blipFill>
-                    <a:blip r:embed="rId20"/>
-                    <a:stretch>
-                      <a:fillRect/>
-                    </a:stretch>
-                  </pic:blipFill>
-                  <pic:spPr>
-                    <a:xfrm>
-                      <a:off x="0" y="0"/>
-                      <a:ext cx="5303520" cy="3314700"/>
-                    </a:xfrm>
-                    <a:prstGeom prst="rect"/>
-                  </pic:spPr>
-                </pic:pic>
-              </a:graphicData>
-            </a:graphic>
-          </wp:inline>
-        </w:drawing>
+        <w:rPr>
+          <w:i/>
+        </w:rPr>
+        <w:t>[Figure file not found: C:\Users\nanda\Downloads\BBBC021_fix\final_figures\figure17_feature_ablation.png]</w:t>
       </w:r>
     </w:p>
     <w:p>
@@ -5156,42 +5278,11 @@
       </w:r>
     </w:p>
     <w:p>
-      <w:pPr>
-        <w:jc w:val="center"/>
-      </w:pPr>
       <w:r>
-        <w:drawing>
-          <wp:inline xmlns:a="http://schemas.openxmlformats.org/drawingml/2006/main" xmlns:pic="http://schemas.openxmlformats.org/drawingml/2006/picture">
-            <wp:extent cx="5303520" cy="3977640"/>
-            <wp:docPr id="13" name="Picture 13"/>
-            <wp:cNvGraphicFramePr>
-              <a:graphicFrameLocks noChangeAspect="1"/>
-            </wp:cNvGraphicFramePr>
-            <a:graphic>
-              <a:graphicData uri="http://schemas.openxmlformats.org/drawingml/2006/picture">
-                <pic:pic>
-                  <pic:nvPicPr>
-                    <pic:cNvPr id="0" name="figure15_pca_batch_before.png"/>
-                    <pic:cNvPicPr/>
-                  </pic:nvPicPr>
-                  <pic:blipFill>
-                    <a:blip r:embed="rId21"/>
-                    <a:stretch>
-                      <a:fillRect/>
-                    </a:stretch>
-                  </pic:blipFill>
-                  <pic:spPr>
-                    <a:xfrm>
-                      <a:off x="0" y="0"/>
-                      <a:ext cx="5303520" cy="3977640"/>
-                    </a:xfrm>
-                    <a:prstGeom prst="rect"/>
-                  </pic:spPr>
-                </pic:pic>
-              </a:graphicData>
-            </a:graphic>
-          </wp:inline>
-        </w:drawing>
+        <w:rPr>
+          <w:i/>
+        </w:rPr>
+        <w:t>[Figure file not found: C:\Users\nanda\Downloads\BBBC021_fix\final_figures\figure15_pca_batch_before.png]</w:t>
       </w:r>
     </w:p>
     <w:p>
@@ -5207,42 +5298,11 @@
       </w:r>
     </w:p>
     <w:p>
-      <w:pPr>
-        <w:jc w:val="center"/>
-      </w:pPr>
       <w:r>
-        <w:drawing>
-          <wp:inline xmlns:a="http://schemas.openxmlformats.org/drawingml/2006/main" xmlns:pic="http://schemas.openxmlformats.org/drawingml/2006/picture">
-            <wp:extent cx="5303520" cy="3977640"/>
-            <wp:docPr id="14" name="Picture 14"/>
-            <wp:cNvGraphicFramePr>
-              <a:graphicFrameLocks noChangeAspect="1"/>
-            </wp:cNvGraphicFramePr>
-            <a:graphic>
-              <a:graphicData uri="http://schemas.openxmlformats.org/drawingml/2006/picture">
-                <pic:pic>
-                  <pic:nvPicPr>
-                    <pic:cNvPr id="0" name="figure16_pca_batch_after.png"/>
-                    <pic:cNvPicPr/>
-                  </pic:nvPicPr>
-                  <pic:blipFill>
-                    <a:blip r:embed="rId22"/>
-                    <a:stretch>
-                      <a:fillRect/>
-                    </a:stretch>
-                  </pic:blipFill>
-                  <pic:spPr>
-                    <a:xfrm>
-                      <a:off x="0" y="0"/>
-                      <a:ext cx="5303520" cy="3977640"/>
-                    </a:xfrm>
-                    <a:prstGeom prst="rect"/>
-                  </pic:spPr>
-                </pic:pic>
-              </a:graphicData>
-            </a:graphic>
-          </wp:inline>
-        </w:drawing>
+        <w:rPr>
+          <w:i/>
+        </w:rPr>
+        <w:t>[Figure file not found: C:\Users\nanda\Downloads\BBBC021_fix\final_figures\figure16_pca_batch_after.png]</w:t>
       </w:r>
     </w:p>
     <w:p>
@@ -5275,42 +5335,11 @@
       </w:r>
     </w:p>
     <w:p>
-      <w:pPr>
-        <w:jc w:val="center"/>
-      </w:pPr>
       <w:r>
-        <w:drawing>
-          <wp:inline xmlns:a="http://schemas.openxmlformats.org/drawingml/2006/main" xmlns:pic="http://schemas.openxmlformats.org/drawingml/2006/picture">
-            <wp:extent cx="5303520" cy="4545874"/>
-            <wp:docPr id="15" name="Picture 15"/>
-            <wp:cNvGraphicFramePr>
-              <a:graphicFrameLocks noChangeAspect="1"/>
-            </wp:cNvGraphicFramePr>
-            <a:graphic>
-              <a:graphicData uri="http://schemas.openxmlformats.org/drawingml/2006/picture">
-                <pic:pic>
-                  <pic:nvPicPr>
-                    <pic:cNvPr id="0" name="figure11_confusion_matrix_lr_12class.png"/>
-                    <pic:cNvPicPr/>
-                  </pic:nvPicPr>
-                  <pic:blipFill>
-                    <a:blip r:embed="rId23"/>
-                    <a:stretch>
-                      <a:fillRect/>
-                    </a:stretch>
-                  </pic:blipFill>
-                  <pic:spPr>
-                    <a:xfrm>
-                      <a:off x="0" y="0"/>
-                      <a:ext cx="5303520" cy="4545874"/>
-                    </a:xfrm>
-                    <a:prstGeom prst="rect"/>
-                  </pic:spPr>
-                </pic:pic>
-              </a:graphicData>
-            </a:graphic>
-          </wp:inline>
-        </w:drawing>
+        <w:rPr>
+          <w:i/>
+        </w:rPr>
+        <w:t>[Figure file not found: C:\Users\nanda\Downloads\BBBC021_fix\final_figures\figure11_confusion_matrix_lr_12class.png]</w:t>
       </w:r>
     </w:p>
     <w:p>
@@ -5326,42 +5355,11 @@
       </w:r>
     </w:p>
     <w:p>
-      <w:pPr>
-        <w:jc w:val="center"/>
-      </w:pPr>
       <w:r>
-        <w:drawing>
-          <wp:inline xmlns:a="http://schemas.openxmlformats.org/drawingml/2006/main" xmlns:pic="http://schemas.openxmlformats.org/drawingml/2006/picture">
-            <wp:extent cx="5303520" cy="4545874"/>
-            <wp:docPr id="16" name="Picture 16"/>
-            <wp:cNvGraphicFramePr>
-              <a:graphicFrameLocks noChangeAspect="1"/>
-            </wp:cNvGraphicFramePr>
-            <a:graphic>
-              <a:graphicData uri="http://schemas.openxmlformats.org/drawingml/2006/picture">
-                <pic:pic>
-                  <pic:nvPicPr>
-                    <pic:cNvPr id="0" name="figure12_confusion_matrix_rf_12class.png"/>
-                    <pic:cNvPicPr/>
-                  </pic:nvPicPr>
-                  <pic:blipFill>
-                    <a:blip r:embed="rId24"/>
-                    <a:stretch>
-                      <a:fillRect/>
-                    </a:stretch>
-                  </pic:blipFill>
-                  <pic:spPr>
-                    <a:xfrm>
-                      <a:off x="0" y="0"/>
-                      <a:ext cx="5303520" cy="4545874"/>
-                    </a:xfrm>
-                    <a:prstGeom prst="rect"/>
-                  </pic:spPr>
-                </pic:pic>
-              </a:graphicData>
-            </a:graphic>
-          </wp:inline>
-        </w:drawing>
+        <w:rPr>
+          <w:i/>
+        </w:rPr>
+        <w:t>[Figure file not found: C:\Users\nanda\Downloads\BBBC021_fix\final_figures\figure12_confusion_matrix_rf_12class.png]</w:t>
       </w:r>
     </w:p>
     <w:p>
@@ -5377,42 +5375,11 @@
       </w:r>
     </w:p>
     <w:p>
-      <w:pPr>
-        <w:jc w:val="center"/>
-      </w:pPr>
       <w:r>
-        <w:drawing>
-          <wp:inline xmlns:a="http://schemas.openxmlformats.org/drawingml/2006/main" xmlns:pic="http://schemas.openxmlformats.org/drawingml/2006/picture">
-            <wp:extent cx="5303520" cy="4545874"/>
-            <wp:docPr id="17" name="Picture 17"/>
-            <wp:cNvGraphicFramePr>
-              <a:graphicFrameLocks noChangeAspect="1"/>
-            </wp:cNvGraphicFramePr>
-            <a:graphic>
-              <a:graphicData uri="http://schemas.openxmlformats.org/drawingml/2006/picture">
-                <pic:pic>
-                  <pic:nvPicPr>
-                    <pic:cNvPr id="0" name="figure13_confusion_matrix_resnet_pretrained_12class.png"/>
-                    <pic:cNvPicPr/>
-                  </pic:nvPicPr>
-                  <pic:blipFill>
-                    <a:blip r:embed="rId25"/>
-                    <a:stretch>
-                      <a:fillRect/>
-                    </a:stretch>
-                  </pic:blipFill>
-                  <pic:spPr>
-                    <a:xfrm>
-                      <a:off x="0" y="0"/>
-                      <a:ext cx="5303520" cy="4545874"/>
-                    </a:xfrm>
-                    <a:prstGeom prst="rect"/>
-                  </pic:spPr>
-                </pic:pic>
-              </a:graphicData>
-            </a:graphic>
-          </wp:inline>
-        </w:drawing>
+        <w:rPr>
+          <w:i/>
+        </w:rPr>
+        <w:t>[Figure file not found: C:\Users\nanda\Downloads\BBBC021_fix\final_figures\figure13_confusion_matrix_resnet_pretrained_12class.png]</w:t>
       </w:r>
     </w:p>
     <w:p>
@@ -5428,42 +5395,11 @@
       </w:r>
     </w:p>
     <w:p>
-      <w:pPr>
-        <w:jc w:val="center"/>
-      </w:pPr>
       <w:r>
-        <w:drawing>
-          <wp:inline xmlns:a="http://schemas.openxmlformats.org/drawingml/2006/main" xmlns:pic="http://schemas.openxmlformats.org/drawingml/2006/picture">
-            <wp:extent cx="5303520" cy="4242816"/>
-            <wp:docPr id="18" name="Picture 18"/>
-            <wp:cNvGraphicFramePr>
-              <a:graphicFrameLocks noChangeAspect="1"/>
-            </wp:cNvGraphicFramePr>
-            <a:graphic>
-              <a:graphicData uri="http://schemas.openxmlformats.org/drawingml/2006/picture">
-                <pic:pic>
-                  <pic:nvPicPr>
-                    <pic:cNvPr id="0" name="supplementary_figure_s1_feature_correlation.png"/>
-                    <pic:cNvPicPr/>
-                  </pic:nvPicPr>
-                  <pic:blipFill>
-                    <a:blip r:embed="rId26"/>
-                    <a:stretch>
-                      <a:fillRect/>
-                    </a:stretch>
-                  </pic:blipFill>
-                  <pic:spPr>
-                    <a:xfrm>
-                      <a:off x="0" y="0"/>
-                      <a:ext cx="5303520" cy="4242816"/>
-                    </a:xfrm>
-                    <a:prstGeom prst="rect"/>
-                  </pic:spPr>
-                </pic:pic>
-              </a:graphicData>
-            </a:graphic>
-          </wp:inline>
-        </w:drawing>
+        <w:rPr>
+          <w:i/>
+        </w:rPr>
+        <w:t>[Figure file not found: C:\Users\nanda\Downloads\BBBC021_fix\final_figures\supplementary_figure_s1_feature_correlation.png]</w:t>
       </w:r>
     </w:p>
     <w:p>

--- a/manuscript/BBBC021_Manuscript_REVISED.docx
+++ b/manuscript/BBBC021_Manuscript_REVISED.docx
@@ -5038,11 +5038,42 @@
       </w:r>
     </w:p>
     <w:p>
+      <w:pPr>
+        <w:jc w:val="center"/>
+      </w:pPr>
       <w:r>
-        <w:rPr>
-          <w:i/>
-        </w:rPr>
-        <w:t>[Figure file not found: C:\Users\nanda\Downloads\BBBC021_fix\final_figures\Figure_1.png]</w:t>
+        <w:drawing>
+          <wp:inline xmlns:a="http://schemas.openxmlformats.org/drawingml/2006/main" xmlns:pic="http://schemas.openxmlformats.org/drawingml/2006/picture">
+            <wp:extent cx="5303520" cy="1108232"/>
+            <wp:docPr id="1" name="Picture 1"/>
+            <wp:cNvGraphicFramePr>
+              <a:graphicFrameLocks noChangeAspect="1"/>
+            </wp:cNvGraphicFramePr>
+            <a:graphic>
+              <a:graphicData uri="http://schemas.openxmlformats.org/drawingml/2006/picture">
+                <pic:pic>
+                  <pic:nvPicPr>
+                    <pic:cNvPr id="0" name="Figure_1.png"/>
+                    <pic:cNvPicPr/>
+                  </pic:nvPicPr>
+                  <pic:blipFill>
+                    <a:blip r:embed="rId9"/>
+                    <a:stretch>
+                      <a:fillRect/>
+                    </a:stretch>
+                  </pic:blipFill>
+                  <pic:spPr>
+                    <a:xfrm>
+                      <a:off x="0" y="0"/>
+                      <a:ext cx="5303520" cy="1108232"/>
+                    </a:xfrm>
+                    <a:prstGeom prst="rect"/>
+                  </pic:spPr>
+                </pic:pic>
+              </a:graphicData>
+            </a:graphic>
+          </wp:inline>
+        </w:drawing>
       </w:r>
     </w:p>
     <w:p>
@@ -5058,11 +5089,42 @@
       </w:r>
     </w:p>
     <w:p>
+      <w:pPr>
+        <w:jc w:val="center"/>
+      </w:pPr>
       <w:r>
-        <w:rPr>
-          <w:i/>
-        </w:rPr>
-        <w:t>[Figure file not found: C:\Users\nanda\Downloads\BBBC021_fix\final_figures\Figure_2.png]</w:t>
+        <w:drawing>
+          <wp:inline xmlns:a="http://schemas.openxmlformats.org/drawingml/2006/main" xmlns:pic="http://schemas.openxmlformats.org/drawingml/2006/picture">
+            <wp:extent cx="5303520" cy="3444955"/>
+            <wp:docPr id="2" name="Picture 2"/>
+            <wp:cNvGraphicFramePr>
+              <a:graphicFrameLocks noChangeAspect="1"/>
+            </wp:cNvGraphicFramePr>
+            <a:graphic>
+              <a:graphicData uri="http://schemas.openxmlformats.org/drawingml/2006/picture">
+                <pic:pic>
+                  <pic:nvPicPr>
+                    <pic:cNvPr id="0" name="Figure_2.png"/>
+                    <pic:cNvPicPr/>
+                  </pic:nvPicPr>
+                  <pic:blipFill>
+                    <a:blip r:embed="rId10"/>
+                    <a:stretch>
+                      <a:fillRect/>
+                    </a:stretch>
+                  </pic:blipFill>
+                  <pic:spPr>
+                    <a:xfrm>
+                      <a:off x="0" y="0"/>
+                      <a:ext cx="5303520" cy="3444955"/>
+                    </a:xfrm>
+                    <a:prstGeom prst="rect"/>
+                  </pic:spPr>
+                </pic:pic>
+              </a:graphicData>
+            </a:graphic>
+          </wp:inline>
+        </w:drawing>
       </w:r>
     </w:p>
     <w:p>
@@ -5078,11 +5140,42 @@
       </w:r>
     </w:p>
     <w:p>
+      <w:pPr>
+        <w:jc w:val="center"/>
+      </w:pPr>
       <w:r>
-        <w:rPr>
-          <w:i/>
-        </w:rPr>
-        <w:t>[Figure file not found: C:\Users\nanda\Downloads\BBBC021_fix\final_figures\figure3_roc_feature_based_macro.png]</w:t>
+        <w:drawing>
+          <wp:inline xmlns:a="http://schemas.openxmlformats.org/drawingml/2006/main" xmlns:pic="http://schemas.openxmlformats.org/drawingml/2006/picture">
+            <wp:extent cx="5303520" cy="4545874"/>
+            <wp:docPr id="3" name="Picture 3"/>
+            <wp:cNvGraphicFramePr>
+              <a:graphicFrameLocks noChangeAspect="1"/>
+            </wp:cNvGraphicFramePr>
+            <a:graphic>
+              <a:graphicData uri="http://schemas.openxmlformats.org/drawingml/2006/picture">
+                <pic:pic>
+                  <pic:nvPicPr>
+                    <pic:cNvPr id="0" name="figure3_roc_feature_based_macro.png"/>
+                    <pic:cNvPicPr/>
+                  </pic:nvPicPr>
+                  <pic:blipFill>
+                    <a:blip r:embed="rId11"/>
+                    <a:stretch>
+                      <a:fillRect/>
+                    </a:stretch>
+                  </pic:blipFill>
+                  <pic:spPr>
+                    <a:xfrm>
+                      <a:off x="0" y="0"/>
+                      <a:ext cx="5303520" cy="4545874"/>
+                    </a:xfrm>
+                    <a:prstGeom prst="rect"/>
+                  </pic:spPr>
+                </pic:pic>
+              </a:graphicData>
+            </a:graphic>
+          </wp:inline>
+        </w:drawing>
       </w:r>
     </w:p>
     <w:p>
@@ -5098,11 +5191,42 @@
       </w:r>
     </w:p>
     <w:p>
+      <w:pPr>
+        <w:jc w:val="center"/>
+      </w:pPr>
       <w:r>
-        <w:rPr>
-          <w:i/>
-        </w:rPr>
-        <w:t>[Figure file not found: C:\Users\nanda\Downloads\BBBC021_fix\final_figures\figure3b_roc_random_forest_per_class.png]</w:t>
+        <w:drawing>
+          <wp:inline xmlns:a="http://schemas.openxmlformats.org/drawingml/2006/main" xmlns:pic="http://schemas.openxmlformats.org/drawingml/2006/picture">
+            <wp:extent cx="5303520" cy="4545874"/>
+            <wp:docPr id="4" name="Picture 4"/>
+            <wp:cNvGraphicFramePr>
+              <a:graphicFrameLocks noChangeAspect="1"/>
+            </wp:cNvGraphicFramePr>
+            <a:graphic>
+              <a:graphicData uri="http://schemas.openxmlformats.org/drawingml/2006/picture">
+                <pic:pic>
+                  <pic:nvPicPr>
+                    <pic:cNvPr id="0" name="figure3b_roc_random_forest_per_class.png"/>
+                    <pic:cNvPicPr/>
+                  </pic:nvPicPr>
+                  <pic:blipFill>
+                    <a:blip r:embed="rId12"/>
+                    <a:stretch>
+                      <a:fillRect/>
+                    </a:stretch>
+                  </pic:blipFill>
+                  <pic:spPr>
+                    <a:xfrm>
+                      <a:off x="0" y="0"/>
+                      <a:ext cx="5303520" cy="4545874"/>
+                    </a:xfrm>
+                    <a:prstGeom prst="rect"/>
+                  </pic:spPr>
+                </pic:pic>
+              </a:graphicData>
+            </a:graphic>
+          </wp:inline>
+        </w:drawing>
       </w:r>
     </w:p>
     <w:p>
@@ -5118,11 +5242,42 @@
       </w:r>
     </w:p>
     <w:p>
+      <w:pPr>
+        <w:jc w:val="center"/>
+      </w:pPr>
       <w:r>
-        <w:rPr>
-          <w:i/>
-        </w:rPr>
-        <w:t>[Figure file not found: C:\Users\nanda\Downloads\BBBC021_fix\final_figures\figure5_roc_deep_learning_macro.png]</w:t>
+        <w:drawing>
+          <wp:inline xmlns:a="http://schemas.openxmlformats.org/drawingml/2006/main" xmlns:pic="http://schemas.openxmlformats.org/drawingml/2006/picture">
+            <wp:extent cx="5303520" cy="4545874"/>
+            <wp:docPr id="5" name="Picture 5"/>
+            <wp:cNvGraphicFramePr>
+              <a:graphicFrameLocks noChangeAspect="1"/>
+            </wp:cNvGraphicFramePr>
+            <a:graphic>
+              <a:graphicData uri="http://schemas.openxmlformats.org/drawingml/2006/picture">
+                <pic:pic>
+                  <pic:nvPicPr>
+                    <pic:cNvPr id="0" name="figure5_roc_deep_learning_macro.png"/>
+                    <pic:cNvPicPr/>
+                  </pic:nvPicPr>
+                  <pic:blipFill>
+                    <a:blip r:embed="rId13"/>
+                    <a:stretch>
+                      <a:fillRect/>
+                    </a:stretch>
+                  </pic:blipFill>
+                  <pic:spPr>
+                    <a:xfrm>
+                      <a:off x="0" y="0"/>
+                      <a:ext cx="5303520" cy="4545874"/>
+                    </a:xfrm>
+                    <a:prstGeom prst="rect"/>
+                  </pic:spPr>
+                </pic:pic>
+              </a:graphicData>
+            </a:graphic>
+          </wp:inline>
+        </w:drawing>
       </w:r>
     </w:p>
     <w:p>
@@ -5138,11 +5293,42 @@
       </w:r>
     </w:p>
     <w:p>
+      <w:pPr>
+        <w:jc w:val="center"/>
+      </w:pPr>
       <w:r>
-        <w:rPr>
-          <w:i/>
-        </w:rPr>
-        <w:t>[Figure file not found: C:\Users\nanda\Downloads\BBBC021_fix\final_figures\figure5b_roc_resnet_pretrained_per_class.png]</w:t>
+        <w:drawing>
+          <wp:inline xmlns:a="http://schemas.openxmlformats.org/drawingml/2006/main" xmlns:pic="http://schemas.openxmlformats.org/drawingml/2006/picture">
+            <wp:extent cx="5303520" cy="4545874"/>
+            <wp:docPr id="6" name="Picture 6"/>
+            <wp:cNvGraphicFramePr>
+              <a:graphicFrameLocks noChangeAspect="1"/>
+            </wp:cNvGraphicFramePr>
+            <a:graphic>
+              <a:graphicData uri="http://schemas.openxmlformats.org/drawingml/2006/picture">
+                <pic:pic>
+                  <pic:nvPicPr>
+                    <pic:cNvPr id="0" name="figure5b_roc_resnet_pretrained_per_class.png"/>
+                    <pic:cNvPicPr/>
+                  </pic:nvPicPr>
+                  <pic:blipFill>
+                    <a:blip r:embed="rId14"/>
+                    <a:stretch>
+                      <a:fillRect/>
+                    </a:stretch>
+                  </pic:blipFill>
+                  <pic:spPr>
+                    <a:xfrm>
+                      <a:off x="0" y="0"/>
+                      <a:ext cx="5303520" cy="4545874"/>
+                    </a:xfrm>
+                    <a:prstGeom prst="rect"/>
+                  </pic:spPr>
+                </pic:pic>
+              </a:graphicData>
+            </a:graphic>
+          </wp:inline>
+        </w:drawing>
       </w:r>
     </w:p>
     <w:p>
@@ -5158,11 +5344,42 @@
       </w:r>
     </w:p>
     <w:p>
+      <w:pPr>
+        <w:jc w:val="center"/>
+      </w:pPr>
       <w:r>
-        <w:rPr>
-          <w:i/>
-        </w:rPr>
-        <w:t>[Figure file not found: C:\Users\nanda\Downloads\BBBC021_fix\final_figures\figure5c_seed_distribution.png]</w:t>
+        <w:drawing>
+          <wp:inline xmlns:a="http://schemas.openxmlformats.org/drawingml/2006/main" xmlns:pic="http://schemas.openxmlformats.org/drawingml/2006/picture">
+            <wp:extent cx="5303520" cy="2386584"/>
+            <wp:docPr id="7" name="Picture 7"/>
+            <wp:cNvGraphicFramePr>
+              <a:graphicFrameLocks noChangeAspect="1"/>
+            </wp:cNvGraphicFramePr>
+            <a:graphic>
+              <a:graphicData uri="http://schemas.openxmlformats.org/drawingml/2006/picture">
+                <pic:pic>
+                  <pic:nvPicPr>
+                    <pic:cNvPr id="0" name="figure5c_seed_distribution.png"/>
+                    <pic:cNvPicPr/>
+                  </pic:nvPicPr>
+                  <pic:blipFill>
+                    <a:blip r:embed="rId15"/>
+                    <a:stretch>
+                      <a:fillRect/>
+                    </a:stretch>
+                  </pic:blipFill>
+                  <pic:spPr>
+                    <a:xfrm>
+                      <a:off x="0" y="0"/>
+                      <a:ext cx="5303520" cy="2386584"/>
+                    </a:xfrm>
+                    <a:prstGeom prst="rect"/>
+                  </pic:spPr>
+                </pic:pic>
+              </a:graphicData>
+            </a:graphic>
+          </wp:inline>
+        </w:drawing>
       </w:r>
     </w:p>
     <w:p>
@@ -5178,11 +5395,42 @@
       </w:r>
     </w:p>
     <w:p>
+      <w:pPr>
+        <w:jc w:val="center"/>
+      </w:pPr>
       <w:r>
-        <w:rPr>
-          <w:i/>
-        </w:rPr>
-        <w:t>[Figure file not found: C:\Users\nanda\Downloads\BBBC021_fix\final_figures\figure_s7_cnn_loss_curves.png]</w:t>
+        <w:drawing>
+          <wp:inline xmlns:a="http://schemas.openxmlformats.org/drawingml/2006/main" xmlns:pic="http://schemas.openxmlformats.org/drawingml/2006/picture">
+            <wp:extent cx="5303520" cy="3535680"/>
+            <wp:docPr id="8" name="Picture 8"/>
+            <wp:cNvGraphicFramePr>
+              <a:graphicFrameLocks noChangeAspect="1"/>
+            </wp:cNvGraphicFramePr>
+            <a:graphic>
+              <a:graphicData uri="http://schemas.openxmlformats.org/drawingml/2006/picture">
+                <pic:pic>
+                  <pic:nvPicPr>
+                    <pic:cNvPr id="0" name="figure_s7_cnn_loss_curves.png"/>
+                    <pic:cNvPicPr/>
+                  </pic:nvPicPr>
+                  <pic:blipFill>
+                    <a:blip r:embed="rId16"/>
+                    <a:stretch>
+                      <a:fillRect/>
+                    </a:stretch>
+                  </pic:blipFill>
+                  <pic:spPr>
+                    <a:xfrm>
+                      <a:off x="0" y="0"/>
+                      <a:ext cx="5303520" cy="3535680"/>
+                    </a:xfrm>
+                    <a:prstGeom prst="rect"/>
+                  </pic:spPr>
+                </pic:pic>
+              </a:graphicData>
+            </a:graphic>
+          </wp:inline>
+        </w:drawing>
       </w:r>
     </w:p>
     <w:p>
@@ -5198,11 +5446,42 @@
       </w:r>
     </w:p>
     <w:p>
+      <w:pPr>
+        <w:jc w:val="center"/>
+      </w:pPr>
       <w:r>
-        <w:rPr>
-          <w:i/>
-        </w:rPr>
-        <w:t>[Figure file not found: C:\Users\nanda\Downloads\BBBC021_fix\final_figures\figure_s7b_resnet_scratch_loss_curves.png]</w:t>
+        <w:drawing>
+          <wp:inline xmlns:a="http://schemas.openxmlformats.org/drawingml/2006/main" xmlns:pic="http://schemas.openxmlformats.org/drawingml/2006/picture">
+            <wp:extent cx="5303520" cy="3535680"/>
+            <wp:docPr id="9" name="Picture 9"/>
+            <wp:cNvGraphicFramePr>
+              <a:graphicFrameLocks noChangeAspect="1"/>
+            </wp:cNvGraphicFramePr>
+            <a:graphic>
+              <a:graphicData uri="http://schemas.openxmlformats.org/drawingml/2006/picture">
+                <pic:pic>
+                  <pic:nvPicPr>
+                    <pic:cNvPr id="0" name="figure_s7b_resnet_scratch_loss_curves.png"/>
+                    <pic:cNvPicPr/>
+                  </pic:nvPicPr>
+                  <pic:blipFill>
+                    <a:blip r:embed="rId17"/>
+                    <a:stretch>
+                      <a:fillRect/>
+                    </a:stretch>
+                  </pic:blipFill>
+                  <pic:spPr>
+                    <a:xfrm>
+                      <a:off x="0" y="0"/>
+                      <a:ext cx="5303520" cy="3535680"/>
+                    </a:xfrm>
+                    <a:prstGeom prst="rect"/>
+                  </pic:spPr>
+                </pic:pic>
+              </a:graphicData>
+            </a:graphic>
+          </wp:inline>
+        </w:drawing>
       </w:r>
     </w:p>
     <w:p>
@@ -5218,11 +5497,42 @@
       </w:r>
     </w:p>
     <w:p>
+      <w:pPr>
+        <w:jc w:val="center"/>
+      </w:pPr>
       <w:r>
-        <w:rPr>
-          <w:i/>
-        </w:rPr>
-        <w:t>[Figure file not found: C:\Users\nanda\Downloads\BBBC021_fix\final_figures\figure_s7c_resnet_pretrained_loss_curves.png]</w:t>
+        <w:drawing>
+          <wp:inline xmlns:a="http://schemas.openxmlformats.org/drawingml/2006/main" xmlns:pic="http://schemas.openxmlformats.org/drawingml/2006/picture">
+            <wp:extent cx="5303520" cy="3535680"/>
+            <wp:docPr id="10" name="Picture 10"/>
+            <wp:cNvGraphicFramePr>
+              <a:graphicFrameLocks noChangeAspect="1"/>
+            </wp:cNvGraphicFramePr>
+            <a:graphic>
+              <a:graphicData uri="http://schemas.openxmlformats.org/drawingml/2006/picture">
+                <pic:pic>
+                  <pic:nvPicPr>
+                    <pic:cNvPr id="0" name="figure_s7c_resnet_pretrained_loss_curves.png"/>
+                    <pic:cNvPicPr/>
+                  </pic:nvPicPr>
+                  <pic:blipFill>
+                    <a:blip r:embed="rId18"/>
+                    <a:stretch>
+                      <a:fillRect/>
+                    </a:stretch>
+                  </pic:blipFill>
+                  <pic:spPr>
+                    <a:xfrm>
+                      <a:off x="0" y="0"/>
+                      <a:ext cx="5303520" cy="3535680"/>
+                    </a:xfrm>
+                    <a:prstGeom prst="rect"/>
+                  </pic:spPr>
+                </pic:pic>
+              </a:graphicData>
+            </a:graphic>
+          </wp:inline>
+        </w:drawing>
       </w:r>
     </w:p>
     <w:p>
@@ -5238,11 +5548,42 @@
       </w:r>
     </w:p>
     <w:p>
+      <w:pPr>
+        <w:jc w:val="center"/>
+      </w:pPr>
       <w:r>
-        <w:rPr>
-          <w:i/>
-        </w:rPr>
-        <w:t>[Figure file not found: C:\Users\nanda\Downloads\BBBC021_fix\final_figures\figure14_calibration_curves_multiclass.png]</w:t>
+        <w:drawing>
+          <wp:inline xmlns:a="http://schemas.openxmlformats.org/drawingml/2006/main" xmlns:pic="http://schemas.openxmlformats.org/drawingml/2006/picture">
+            <wp:extent cx="5303520" cy="3977640"/>
+            <wp:docPr id="11" name="Picture 11"/>
+            <wp:cNvGraphicFramePr>
+              <a:graphicFrameLocks noChangeAspect="1"/>
+            </wp:cNvGraphicFramePr>
+            <a:graphic>
+              <a:graphicData uri="http://schemas.openxmlformats.org/drawingml/2006/picture">
+                <pic:pic>
+                  <pic:nvPicPr>
+                    <pic:cNvPr id="0" name="figure14_calibration_curves_multiclass.png"/>
+                    <pic:cNvPicPr/>
+                  </pic:nvPicPr>
+                  <pic:blipFill>
+                    <a:blip r:embed="rId19"/>
+                    <a:stretch>
+                      <a:fillRect/>
+                    </a:stretch>
+                  </pic:blipFill>
+                  <pic:spPr>
+                    <a:xfrm>
+                      <a:off x="0" y="0"/>
+                      <a:ext cx="5303520" cy="3977640"/>
+                    </a:xfrm>
+                    <a:prstGeom prst="rect"/>
+                  </pic:spPr>
+                </pic:pic>
+              </a:graphicData>
+            </a:graphic>
+          </wp:inline>
+        </w:drawing>
       </w:r>
     </w:p>
     <w:p>
@@ -5258,11 +5599,42 @@
       </w:r>
     </w:p>
     <w:p>
+      <w:pPr>
+        <w:jc w:val="center"/>
+      </w:pPr>
       <w:r>
-        <w:rPr>
-          <w:i/>
-        </w:rPr>
-        <w:t>[Figure file not found: C:\Users\nanda\Downloads\BBBC021_fix\final_figures\figure17_feature_ablation.png]</w:t>
+        <w:drawing>
+          <wp:inline xmlns:a="http://schemas.openxmlformats.org/drawingml/2006/main" xmlns:pic="http://schemas.openxmlformats.org/drawingml/2006/picture">
+            <wp:extent cx="5303520" cy="3314700"/>
+            <wp:docPr id="12" name="Picture 12"/>
+            <wp:cNvGraphicFramePr>
+              <a:graphicFrameLocks noChangeAspect="1"/>
+            </wp:cNvGraphicFramePr>
+            <a:graphic>
+              <a:graphicData uri="http://schemas.openxmlformats.org/drawingml/2006/picture">
+                <pic:pic>
+                  <pic:nvPicPr>
+                    <pic:cNvPr id="0" name="figure17_feature_ablation.png"/>
+                    <pic:cNvPicPr/>
+                  </pic:nvPicPr>
+                  <pic:blipFill>
+                    <a:blip r:embed="rId20"/>
+                    <a:stretch>
+                      <a:fillRect/>
+                    </a:stretch>
+                  </pic:blipFill>
+                  <pic:spPr>
+                    <a:xfrm>
+                      <a:off x="0" y="0"/>
+                      <a:ext cx="5303520" cy="3314700"/>
+                    </a:xfrm>
+                    <a:prstGeom prst="rect"/>
+                  </pic:spPr>
+                </pic:pic>
+              </a:graphicData>
+            </a:graphic>
+          </wp:inline>
+        </w:drawing>
       </w:r>
     </w:p>
     <w:p>
@@ -5278,11 +5650,42 @@
       </w:r>
     </w:p>
     <w:p>
+      <w:pPr>
+        <w:jc w:val="center"/>
+      </w:pPr>
       <w:r>
-        <w:rPr>
-          <w:i/>
-        </w:rPr>
-        <w:t>[Figure file not found: C:\Users\nanda\Downloads\BBBC021_fix\final_figures\figure15_pca_batch_before.png]</w:t>
+        <w:drawing>
+          <wp:inline xmlns:a="http://schemas.openxmlformats.org/drawingml/2006/main" xmlns:pic="http://schemas.openxmlformats.org/drawingml/2006/picture">
+            <wp:extent cx="5303520" cy="3977640"/>
+            <wp:docPr id="13" name="Picture 13"/>
+            <wp:cNvGraphicFramePr>
+              <a:graphicFrameLocks noChangeAspect="1"/>
+            </wp:cNvGraphicFramePr>
+            <a:graphic>
+              <a:graphicData uri="http://schemas.openxmlformats.org/drawingml/2006/picture">
+                <pic:pic>
+                  <pic:nvPicPr>
+                    <pic:cNvPr id="0" name="figure15_pca_batch_before.png"/>
+                    <pic:cNvPicPr/>
+                  </pic:nvPicPr>
+                  <pic:blipFill>
+                    <a:blip r:embed="rId21"/>
+                    <a:stretch>
+                      <a:fillRect/>
+                    </a:stretch>
+                  </pic:blipFill>
+                  <pic:spPr>
+                    <a:xfrm>
+                      <a:off x="0" y="0"/>
+                      <a:ext cx="5303520" cy="3977640"/>
+                    </a:xfrm>
+                    <a:prstGeom prst="rect"/>
+                  </pic:spPr>
+                </pic:pic>
+              </a:graphicData>
+            </a:graphic>
+          </wp:inline>
+        </w:drawing>
       </w:r>
     </w:p>
     <w:p>
@@ -5298,11 +5701,42 @@
       </w:r>
     </w:p>
     <w:p>
+      <w:pPr>
+        <w:jc w:val="center"/>
+      </w:pPr>
       <w:r>
-        <w:rPr>
-          <w:i/>
-        </w:rPr>
-        <w:t>[Figure file not found: C:\Users\nanda\Downloads\BBBC021_fix\final_figures\figure16_pca_batch_after.png]</w:t>
+        <w:drawing>
+          <wp:inline xmlns:a="http://schemas.openxmlformats.org/drawingml/2006/main" xmlns:pic="http://schemas.openxmlformats.org/drawingml/2006/picture">
+            <wp:extent cx="5303520" cy="3977640"/>
+            <wp:docPr id="14" name="Picture 14"/>
+            <wp:cNvGraphicFramePr>
+              <a:graphicFrameLocks noChangeAspect="1"/>
+            </wp:cNvGraphicFramePr>
+            <a:graphic>
+              <a:graphicData uri="http://schemas.openxmlformats.org/drawingml/2006/picture">
+                <pic:pic>
+                  <pic:nvPicPr>
+                    <pic:cNvPr id="0" name="figure16_pca_batch_after.png"/>
+                    <pic:cNvPicPr/>
+                  </pic:nvPicPr>
+                  <pic:blipFill>
+                    <a:blip r:embed="rId22"/>
+                    <a:stretch>
+                      <a:fillRect/>
+                    </a:stretch>
+                  </pic:blipFill>
+                  <pic:spPr>
+                    <a:xfrm>
+                      <a:off x="0" y="0"/>
+                      <a:ext cx="5303520" cy="3977640"/>
+                    </a:xfrm>
+                    <a:prstGeom prst="rect"/>
+                  </pic:spPr>
+                </pic:pic>
+              </a:graphicData>
+            </a:graphic>
+          </wp:inline>
+        </w:drawing>
       </w:r>
     </w:p>
     <w:p>
@@ -5335,11 +5769,42 @@
       </w:r>
     </w:p>
     <w:p>
+      <w:pPr>
+        <w:jc w:val="center"/>
+      </w:pPr>
       <w:r>
-        <w:rPr>
-          <w:i/>
-        </w:rPr>
-        <w:t>[Figure file not found: C:\Users\nanda\Downloads\BBBC021_fix\final_figures\figure11_confusion_matrix_lr_12class.png]</w:t>
+        <w:drawing>
+          <wp:inline xmlns:a="http://schemas.openxmlformats.org/drawingml/2006/main" xmlns:pic="http://schemas.openxmlformats.org/drawingml/2006/picture">
+            <wp:extent cx="5303520" cy="4545874"/>
+            <wp:docPr id="15" name="Picture 15"/>
+            <wp:cNvGraphicFramePr>
+              <a:graphicFrameLocks noChangeAspect="1"/>
+            </wp:cNvGraphicFramePr>
+            <a:graphic>
+              <a:graphicData uri="http://schemas.openxmlformats.org/drawingml/2006/picture">
+                <pic:pic>
+                  <pic:nvPicPr>
+                    <pic:cNvPr id="0" name="figure11_confusion_matrix_lr_12class.png"/>
+                    <pic:cNvPicPr/>
+                  </pic:nvPicPr>
+                  <pic:blipFill>
+                    <a:blip r:embed="rId23"/>
+                    <a:stretch>
+                      <a:fillRect/>
+                    </a:stretch>
+                  </pic:blipFill>
+                  <pic:spPr>
+                    <a:xfrm>
+                      <a:off x="0" y="0"/>
+                      <a:ext cx="5303520" cy="4545874"/>
+                    </a:xfrm>
+                    <a:prstGeom prst="rect"/>
+                  </pic:spPr>
+                </pic:pic>
+              </a:graphicData>
+            </a:graphic>
+          </wp:inline>
+        </w:drawing>
       </w:r>
     </w:p>
     <w:p>
@@ -5355,11 +5820,42 @@
       </w:r>
     </w:p>
     <w:p>
+      <w:pPr>
+        <w:jc w:val="center"/>
+      </w:pPr>
       <w:r>
-        <w:rPr>
-          <w:i/>
-        </w:rPr>
-        <w:t>[Figure file not found: C:\Users\nanda\Downloads\BBBC021_fix\final_figures\figure12_confusion_matrix_rf_12class.png]</w:t>
+        <w:drawing>
+          <wp:inline xmlns:a="http://schemas.openxmlformats.org/drawingml/2006/main" xmlns:pic="http://schemas.openxmlformats.org/drawingml/2006/picture">
+            <wp:extent cx="5303520" cy="4545874"/>
+            <wp:docPr id="16" name="Picture 16"/>
+            <wp:cNvGraphicFramePr>
+              <a:graphicFrameLocks noChangeAspect="1"/>
+            </wp:cNvGraphicFramePr>
+            <a:graphic>
+              <a:graphicData uri="http://schemas.openxmlformats.org/drawingml/2006/picture">
+                <pic:pic>
+                  <pic:nvPicPr>
+                    <pic:cNvPr id="0" name="figure12_confusion_matrix_rf_12class.png"/>
+                    <pic:cNvPicPr/>
+                  </pic:nvPicPr>
+                  <pic:blipFill>
+                    <a:blip r:embed="rId24"/>
+                    <a:stretch>
+                      <a:fillRect/>
+                    </a:stretch>
+                  </pic:blipFill>
+                  <pic:spPr>
+                    <a:xfrm>
+                      <a:off x="0" y="0"/>
+                      <a:ext cx="5303520" cy="4545874"/>
+                    </a:xfrm>
+                    <a:prstGeom prst="rect"/>
+                  </pic:spPr>
+                </pic:pic>
+              </a:graphicData>
+            </a:graphic>
+          </wp:inline>
+        </w:drawing>
       </w:r>
     </w:p>
     <w:p>
@@ -5375,11 +5871,42 @@
       </w:r>
     </w:p>
     <w:p>
+      <w:pPr>
+        <w:jc w:val="center"/>
+      </w:pPr>
       <w:r>
-        <w:rPr>
-          <w:i/>
-        </w:rPr>
-        <w:t>[Figure file not found: C:\Users\nanda\Downloads\BBBC021_fix\final_figures\figure13_confusion_matrix_resnet_pretrained_12class.png]</w:t>
+        <w:drawing>
+          <wp:inline xmlns:a="http://schemas.openxmlformats.org/drawingml/2006/main" xmlns:pic="http://schemas.openxmlformats.org/drawingml/2006/picture">
+            <wp:extent cx="5303520" cy="4545874"/>
+            <wp:docPr id="17" name="Picture 17"/>
+            <wp:cNvGraphicFramePr>
+              <a:graphicFrameLocks noChangeAspect="1"/>
+            </wp:cNvGraphicFramePr>
+            <a:graphic>
+              <a:graphicData uri="http://schemas.openxmlformats.org/drawingml/2006/picture">
+                <pic:pic>
+                  <pic:nvPicPr>
+                    <pic:cNvPr id="0" name="figure13_confusion_matrix_resnet_pretrained_12class.png"/>
+                    <pic:cNvPicPr/>
+                  </pic:nvPicPr>
+                  <pic:blipFill>
+                    <a:blip r:embed="rId25"/>
+                    <a:stretch>
+                      <a:fillRect/>
+                    </a:stretch>
+                  </pic:blipFill>
+                  <pic:spPr>
+                    <a:xfrm>
+                      <a:off x="0" y="0"/>
+                      <a:ext cx="5303520" cy="4545874"/>
+                    </a:xfrm>
+                    <a:prstGeom prst="rect"/>
+                  </pic:spPr>
+                </pic:pic>
+              </a:graphicData>
+            </a:graphic>
+          </wp:inline>
+        </w:drawing>
       </w:r>
     </w:p>
     <w:p>
@@ -5395,11 +5922,42 @@
       </w:r>
     </w:p>
     <w:p>
+      <w:pPr>
+        <w:jc w:val="center"/>
+      </w:pPr>
       <w:r>
-        <w:rPr>
-          <w:i/>
-        </w:rPr>
-        <w:t>[Figure file not found: C:\Users\nanda\Downloads\BBBC021_fix\final_figures\supplementary_figure_s1_feature_correlation.png]</w:t>
+        <w:drawing>
+          <wp:inline xmlns:a="http://schemas.openxmlformats.org/drawingml/2006/main" xmlns:pic="http://schemas.openxmlformats.org/drawingml/2006/picture">
+            <wp:extent cx="5303520" cy="4242816"/>
+            <wp:docPr id="18" name="Picture 18"/>
+            <wp:cNvGraphicFramePr>
+              <a:graphicFrameLocks noChangeAspect="1"/>
+            </wp:cNvGraphicFramePr>
+            <a:graphic>
+              <a:graphicData uri="http://schemas.openxmlformats.org/drawingml/2006/picture">
+                <pic:pic>
+                  <pic:nvPicPr>
+                    <pic:cNvPr id="0" name="supplementary_figure_s1_feature_correlation.png"/>
+                    <pic:cNvPicPr/>
+                  </pic:nvPicPr>
+                  <pic:blipFill>
+                    <a:blip r:embed="rId26"/>
+                    <a:stretch>
+                      <a:fillRect/>
+                    </a:stretch>
+                  </pic:blipFill>
+                  <pic:spPr>
+                    <a:xfrm>
+                      <a:off x="0" y="0"/>
+                      <a:ext cx="5303520" cy="4242816"/>
+                    </a:xfrm>
+                    <a:prstGeom prst="rect"/>
+                  </pic:spPr>
+                </pic:pic>
+              </a:graphicData>
+            </a:graphic>
+          </wp:inline>
+        </w:drawing>
       </w:r>
     </w:p>
     <w:p>
